--- a/Documents/Maintaing secrets using.env files.docx
+++ b/Documents/Maintaing secrets using.env files.docx
@@ -630,15 +630,6 @@
     </w:p>
     <w:p>
       <w:pPr>
-        <w:spacing w:after="0"/>
-        <w:jc w:val="both"/>
-        <w:rPr>
-          <w:lang w:val="en-IN"/>
-        </w:rPr>
-      </w:pPr>
-    </w:p>
-    <w:p>
-      <w:pPr>
         <w:spacing w:before="100" w:beforeAutospacing="1" w:after="100" w:afterAutospacing="1" w:line="240" w:lineRule="auto"/>
         <w:outlineLvl w:val="2"/>
         <w:rPr>
@@ -903,7 +894,6 @@
           <w:sz w:val="24"/>
           <w:szCs w:val="24"/>
         </w:rPr>
-        <w:lastRenderedPageBreak/>
         <w:t xml:space="preserve">Example </w:t>
       </w:r>
       <w:r>
@@ -946,6 +936,7 @@
         <w:rPr>
           <w:lang w:val="en-IN"/>
         </w:rPr>
+        <w:lastRenderedPageBreak/>
         <w:t>DB_USER=admin</w:t>
       </w:r>
     </w:p>
@@ -1080,15 +1071,6 @@
         </w:rPr>
         <w:t>Inside the container, these variables become part of its environment table (like System Properties &gt; Environment Variables in Windows or export VAR=value in Linux).</w:t>
       </w:r>
-    </w:p>
-    <w:p>
-      <w:pPr>
-        <w:spacing w:after="0"/>
-        <w:jc w:val="both"/>
-        <w:rPr>
-          <w:lang w:val="en-IN"/>
-        </w:rPr>
-      </w:pPr>
     </w:p>
     <w:p>
       <w:pPr>
@@ -1572,6 +1554,130 @@
           <w:lang w:val="en-IN"/>
         </w:rPr>
       </w:pPr>
+      <w:r>
+        <w:rPr>
+          <w:lang w:val="en-IN"/>
+        </w:rPr>
+        <w:t xml:space="preserve">               |__ .</w:t>
+      </w:r>
+      <w:proofErr w:type="spellStart"/>
+      <w:r>
+        <w:rPr>
+          <w:lang w:val="en-IN"/>
+        </w:rPr>
+        <w:t>env</w:t>
+      </w:r>
+      <w:proofErr w:type="spellEnd"/>
+    </w:p>
+    <w:p>
+      <w:pPr>
+        <w:spacing w:after="0"/>
+        <w:jc w:val="both"/>
+        <w:rPr>
+          <w:lang w:val="en-IN"/>
+        </w:rPr>
+      </w:pPr>
+    </w:p>
+    <w:p>
+      <w:pPr>
+        <w:spacing w:after="0"/>
+        <w:jc w:val="both"/>
+        <w:rPr>
+          <w:lang w:val="en-IN"/>
+        </w:rPr>
+      </w:pPr>
+    </w:p>
+    <w:p>
+      <w:pPr>
+        <w:spacing w:after="0"/>
+        <w:jc w:val="both"/>
+        <w:rPr>
+          <w:b/>
+          <w:u w:val="single"/>
+          <w:lang w:val="en-IN"/>
+        </w:rPr>
+      </w:pPr>
+    </w:p>
+    <w:p>
+      <w:pPr>
+        <w:spacing w:after="0"/>
+        <w:jc w:val="both"/>
+        <w:rPr>
+          <w:b/>
+          <w:u w:val="single"/>
+          <w:lang w:val="en-IN"/>
+        </w:rPr>
+      </w:pPr>
+      <w:r>
+        <w:rPr>
+          <w:b/>
+          <w:u w:val="single"/>
+          <w:lang w:val="en-IN"/>
+        </w:rPr>
+        <w:t>.</w:t>
+      </w:r>
+      <w:proofErr w:type="spellStart"/>
+      <w:r>
+        <w:rPr>
+          <w:b/>
+          <w:u w:val="single"/>
+          <w:lang w:val="en-IN"/>
+        </w:rPr>
+        <w:t>env</w:t>
+      </w:r>
+      <w:proofErr w:type="spellEnd"/>
+    </w:p>
+    <w:p>
+      <w:pPr>
+        <w:spacing w:after="0"/>
+        <w:jc w:val="both"/>
+        <w:rPr>
+          <w:lang w:val="en-IN"/>
+        </w:rPr>
+      </w:pPr>
+      <w:r>
+        <w:rPr>
+          <w:lang w:val="en-IN"/>
+        </w:rPr>
+        <w:t>DB_USER=admin</w:t>
+      </w:r>
+    </w:p>
+    <w:p>
+      <w:pPr>
+        <w:spacing w:after="0"/>
+        <w:jc w:val="both"/>
+        <w:rPr>
+          <w:lang w:val="en-IN"/>
+        </w:rPr>
+      </w:pPr>
+      <w:r>
+        <w:rPr>
+          <w:lang w:val="en-IN"/>
+        </w:rPr>
+        <w:t>DB_PASS=SuperSecret123</w:t>
+      </w:r>
+    </w:p>
+    <w:p>
+      <w:pPr>
+        <w:spacing w:after="0"/>
+        <w:jc w:val="both"/>
+        <w:rPr>
+          <w:b/>
+          <w:u w:val="single"/>
+          <w:lang w:val="en-IN"/>
+        </w:rPr>
+      </w:pPr>
+    </w:p>
+    <w:p>
+      <w:pPr>
+        <w:spacing w:after="0"/>
+        <w:jc w:val="both"/>
+        <w:rPr>
+          <w:b/>
+          <w:u w:val="single"/>
+          <w:lang w:val="en-IN"/>
+        </w:rPr>
+      </w:pPr>
     </w:p>
     <w:p>
       <w:pPr>
@@ -3804,247 +3910,506 @@
         <w:spacing w:after="0"/>
         <w:jc w:val="both"/>
         <w:rPr>
+          <w:lang w:val="en-IN"/>
+        </w:rPr>
+      </w:pPr>
+      <w:r>
+        <w:rPr>
+          <w:lang w:val="en-IN"/>
+        </w:rPr>
+        <w:t># Use official .NET runtime as base image</w:t>
+      </w:r>
+    </w:p>
+    <w:p>
+      <w:pPr>
+        <w:spacing w:after="0"/>
+        <w:jc w:val="both"/>
+        <w:rPr>
+          <w:lang w:val="en-IN"/>
+        </w:rPr>
+      </w:pPr>
+      <w:r>
+        <w:rPr>
+          <w:lang w:val="en-IN"/>
+        </w:rPr>
+        <w:t>FROM mcr.microsoft.com/</w:t>
+      </w:r>
+      <w:proofErr w:type="spellStart"/>
+      <w:r>
+        <w:rPr>
+          <w:lang w:val="en-IN"/>
+        </w:rPr>
+        <w:t>dotnet</w:t>
+      </w:r>
+      <w:proofErr w:type="spellEnd"/>
+      <w:r>
+        <w:rPr>
+          <w:lang w:val="en-IN"/>
+        </w:rPr>
+        <w:t>/aspnet:8.0 AS base</w:t>
+      </w:r>
+    </w:p>
+    <w:p>
+      <w:pPr>
+        <w:spacing w:after="0"/>
+        <w:jc w:val="both"/>
+        <w:rPr>
+          <w:lang w:val="en-IN"/>
+        </w:rPr>
+      </w:pPr>
+      <w:r>
+        <w:rPr>
+          <w:lang w:val="en-IN"/>
+        </w:rPr>
+        <w:t>WORKDIR /app</w:t>
+      </w:r>
+    </w:p>
+    <w:p>
+      <w:pPr>
+        <w:spacing w:after="0"/>
+        <w:jc w:val="both"/>
+        <w:rPr>
+          <w:lang w:val="en-IN"/>
+        </w:rPr>
+      </w:pPr>
+      <w:r>
+        <w:rPr>
+          <w:lang w:val="en-IN"/>
+        </w:rPr>
+        <w:t>EXPOSE 80</w:t>
+      </w:r>
+    </w:p>
+    <w:p>
+      <w:pPr>
+        <w:spacing w:after="0"/>
+        <w:jc w:val="both"/>
+        <w:rPr>
+          <w:lang w:val="en-IN"/>
+        </w:rPr>
+      </w:pPr>
+    </w:p>
+    <w:p>
+      <w:pPr>
+        <w:spacing w:after="0"/>
+        <w:jc w:val="both"/>
+        <w:rPr>
+          <w:lang w:val="en-IN"/>
+        </w:rPr>
+      </w:pPr>
+      <w:r>
+        <w:rPr>
+          <w:lang w:val="en-IN"/>
+        </w:rPr>
+        <w:t># Build stage</w:t>
+      </w:r>
+    </w:p>
+    <w:p>
+      <w:pPr>
+        <w:spacing w:after="0"/>
+        <w:jc w:val="both"/>
+        <w:rPr>
+          <w:lang w:val="en-IN"/>
+        </w:rPr>
+      </w:pPr>
+      <w:r>
+        <w:rPr>
+          <w:lang w:val="en-IN"/>
+        </w:rPr>
+        <w:lastRenderedPageBreak/>
+        <w:t>FROM mcr.microsoft.com/</w:t>
+      </w:r>
+      <w:proofErr w:type="spellStart"/>
+      <w:r>
+        <w:rPr>
+          <w:lang w:val="en-IN"/>
+        </w:rPr>
+        <w:t>dotnet</w:t>
+      </w:r>
+      <w:proofErr w:type="spellEnd"/>
+      <w:r>
+        <w:rPr>
+          <w:lang w:val="en-IN"/>
+        </w:rPr>
+        <w:t>/sdk:8.0 AS build</w:t>
+      </w:r>
+    </w:p>
+    <w:p>
+      <w:pPr>
+        <w:spacing w:after="0"/>
+        <w:jc w:val="both"/>
+        <w:rPr>
+          <w:lang w:val="en-IN"/>
+        </w:rPr>
+      </w:pPr>
+      <w:r>
+        <w:rPr>
+          <w:lang w:val="en-IN"/>
+        </w:rPr>
+        <w:t>WORKDIR /</w:t>
+      </w:r>
+      <w:proofErr w:type="spellStart"/>
+      <w:r>
+        <w:rPr>
+          <w:lang w:val="en-IN"/>
+        </w:rPr>
+        <w:t>src</w:t>
+      </w:r>
+      <w:proofErr w:type="spellEnd"/>
+    </w:p>
+    <w:p>
+      <w:pPr>
+        <w:spacing w:after="0"/>
+        <w:jc w:val="both"/>
+        <w:rPr>
+          <w:lang w:val="en-IN"/>
+        </w:rPr>
+      </w:pPr>
+      <w:r>
+        <w:rPr>
+          <w:lang w:val="en-IN"/>
+        </w:rPr>
+        <w:t>COPY ["</w:t>
+      </w:r>
+      <w:proofErr w:type="spellStart"/>
+      <w:r>
+        <w:rPr>
+          <w:lang w:val="en-IN"/>
+        </w:rPr>
+        <w:t>DockerEnvVariableDemo.csproj</w:t>
+      </w:r>
+      <w:proofErr w:type="spellEnd"/>
+      <w:r>
+        <w:rPr>
+          <w:lang w:val="en-IN"/>
+        </w:rPr>
+        <w:t>", "</w:t>
+      </w:r>
+      <w:proofErr w:type="gramStart"/>
+      <w:r>
+        <w:rPr>
+          <w:lang w:val="en-IN"/>
+        </w:rPr>
+        <w:t>./</w:t>
+      </w:r>
+      <w:proofErr w:type="gramEnd"/>
+      <w:r>
+        <w:rPr>
+          <w:lang w:val="en-IN"/>
+        </w:rPr>
+        <w:t>"]</w:t>
+      </w:r>
+    </w:p>
+    <w:p>
+      <w:pPr>
+        <w:spacing w:after="0"/>
+        <w:jc w:val="both"/>
+        <w:rPr>
+          <w:lang w:val="en-IN"/>
+        </w:rPr>
+      </w:pPr>
+      <w:r>
+        <w:rPr>
+          <w:lang w:val="en-IN"/>
+        </w:rPr>
+        <w:t xml:space="preserve">RUN </w:t>
+      </w:r>
+      <w:proofErr w:type="spellStart"/>
+      <w:r>
+        <w:rPr>
+          <w:lang w:val="en-IN"/>
+        </w:rPr>
+        <w:t>dotnet</w:t>
+      </w:r>
+      <w:proofErr w:type="spellEnd"/>
+      <w:r>
+        <w:rPr>
+          <w:lang w:val="en-IN"/>
+        </w:rPr>
+        <w:t xml:space="preserve"> restore "./</w:t>
+      </w:r>
+      <w:proofErr w:type="spellStart"/>
+      <w:r>
+        <w:rPr>
+          <w:lang w:val="en-IN"/>
+        </w:rPr>
+        <w:t>DockerEnvVariableDemo.csproj</w:t>
+      </w:r>
+      <w:proofErr w:type="spellEnd"/>
+      <w:r>
+        <w:rPr>
+          <w:lang w:val="en-IN"/>
+        </w:rPr>
+        <w:t>"</w:t>
+      </w:r>
+    </w:p>
+    <w:p>
+      <w:pPr>
+        <w:spacing w:after="0"/>
+        <w:jc w:val="both"/>
+        <w:rPr>
+          <w:lang w:val="en-IN"/>
+        </w:rPr>
+      </w:pPr>
+      <w:proofErr w:type="gramStart"/>
+      <w:r>
+        <w:rPr>
+          <w:lang w:val="en-IN"/>
+        </w:rPr>
+        <w:t>COPY .</w:t>
+      </w:r>
+      <w:proofErr w:type="gramEnd"/>
+      <w:r>
+        <w:rPr>
+          <w:lang w:val="en-IN"/>
+        </w:rPr>
+        <w:t xml:space="preserve"> .</w:t>
+      </w:r>
+    </w:p>
+    <w:p>
+      <w:pPr>
+        <w:spacing w:after="0"/>
+        <w:jc w:val="both"/>
+        <w:rPr>
+          <w:lang w:val="en-IN"/>
+        </w:rPr>
+      </w:pPr>
+      <w:r>
+        <w:rPr>
+          <w:lang w:val="en-IN"/>
+        </w:rPr>
+        <w:t xml:space="preserve">RUN </w:t>
+      </w:r>
+      <w:proofErr w:type="spellStart"/>
+      <w:r>
+        <w:rPr>
+          <w:lang w:val="en-IN"/>
+        </w:rPr>
+        <w:t>dotnet</w:t>
+      </w:r>
+      <w:proofErr w:type="spellEnd"/>
+      <w:r>
+        <w:rPr>
+          <w:lang w:val="en-IN"/>
+        </w:rPr>
+        <w:t xml:space="preserve"> build "</w:t>
+      </w:r>
+      <w:proofErr w:type="spellStart"/>
+      <w:r>
+        <w:rPr>
+          <w:lang w:val="en-IN"/>
+        </w:rPr>
+        <w:t>DockerEnvVariableDemo.csproj</w:t>
+      </w:r>
+      <w:proofErr w:type="spellEnd"/>
+      <w:r>
+        <w:rPr>
+          <w:lang w:val="en-IN"/>
+        </w:rPr>
+        <w:t>" -c Release -o /app/build</w:t>
+      </w:r>
+    </w:p>
+    <w:p>
+      <w:pPr>
+        <w:spacing w:after="0"/>
+        <w:jc w:val="both"/>
+        <w:rPr>
+          <w:lang w:val="en-IN"/>
+        </w:rPr>
+      </w:pPr>
+    </w:p>
+    <w:p>
+      <w:pPr>
+        <w:spacing w:after="0"/>
+        <w:jc w:val="both"/>
+        <w:rPr>
+          <w:lang w:val="en-IN"/>
+        </w:rPr>
+      </w:pPr>
+      <w:r>
+        <w:rPr>
+          <w:lang w:val="en-IN"/>
+        </w:rPr>
+        <w:t>FROM build AS publish</w:t>
+      </w:r>
+    </w:p>
+    <w:p>
+      <w:pPr>
+        <w:spacing w:after="0"/>
+        <w:jc w:val="both"/>
+        <w:rPr>
+          <w:lang w:val="en-IN"/>
+        </w:rPr>
+      </w:pPr>
+      <w:r>
+        <w:rPr>
+          <w:lang w:val="en-IN"/>
+        </w:rPr>
+        <w:t xml:space="preserve">RUN </w:t>
+      </w:r>
+      <w:proofErr w:type="spellStart"/>
+      <w:r>
+        <w:rPr>
+          <w:lang w:val="en-IN"/>
+        </w:rPr>
+        <w:t>dotnet</w:t>
+      </w:r>
+      <w:proofErr w:type="spellEnd"/>
+      <w:r>
+        <w:rPr>
+          <w:lang w:val="en-IN"/>
+        </w:rPr>
+        <w:t xml:space="preserve"> publish "</w:t>
+      </w:r>
+      <w:proofErr w:type="spellStart"/>
+      <w:r>
+        <w:rPr>
+          <w:lang w:val="en-IN"/>
+        </w:rPr>
+        <w:t>DockerEnvVariableDemo.csproj</w:t>
+      </w:r>
+      <w:proofErr w:type="spellEnd"/>
+      <w:r>
+        <w:rPr>
+          <w:lang w:val="en-IN"/>
+        </w:rPr>
+        <w:t>" -c Release -o /app/publish</w:t>
+      </w:r>
+    </w:p>
+    <w:p>
+      <w:pPr>
+        <w:spacing w:after="0"/>
+        <w:jc w:val="both"/>
+        <w:rPr>
+          <w:lang w:val="en-IN"/>
+        </w:rPr>
+      </w:pPr>
+    </w:p>
+    <w:p>
+      <w:pPr>
+        <w:spacing w:after="0"/>
+        <w:jc w:val="both"/>
+        <w:rPr>
+          <w:lang w:val="en-IN"/>
+        </w:rPr>
+      </w:pPr>
+      <w:r>
+        <w:rPr>
+          <w:lang w:val="en-IN"/>
+        </w:rPr>
+        <w:t># Final stage</w:t>
+      </w:r>
+    </w:p>
+    <w:p>
+      <w:pPr>
+        <w:spacing w:after="0"/>
+        <w:jc w:val="both"/>
+        <w:rPr>
+          <w:lang w:val="en-IN"/>
+        </w:rPr>
+      </w:pPr>
+      <w:r>
+        <w:rPr>
+          <w:lang w:val="en-IN"/>
+        </w:rPr>
+        <w:t>FROM base AS final</w:t>
+      </w:r>
+    </w:p>
+    <w:p>
+      <w:pPr>
+        <w:spacing w:after="0"/>
+        <w:jc w:val="both"/>
+        <w:rPr>
+          <w:lang w:val="en-IN"/>
+        </w:rPr>
+      </w:pPr>
+      <w:r>
+        <w:rPr>
+          <w:lang w:val="en-IN"/>
+        </w:rPr>
+        <w:t>WORKDIR /app</w:t>
+      </w:r>
+    </w:p>
+    <w:p>
+      <w:pPr>
+        <w:spacing w:after="0"/>
+        <w:jc w:val="both"/>
+        <w:rPr>
+          <w:lang w:val="en-IN"/>
+        </w:rPr>
+      </w:pPr>
+      <w:r>
+        <w:rPr>
+          <w:lang w:val="en-IN"/>
+        </w:rPr>
+        <w:t>COPY --from=publish /app/</w:t>
+      </w:r>
+      <w:proofErr w:type="gramStart"/>
+      <w:r>
+        <w:rPr>
+          <w:lang w:val="en-IN"/>
+        </w:rPr>
+        <w:t>publish .</w:t>
+      </w:r>
+      <w:proofErr w:type="gramEnd"/>
+    </w:p>
+    <w:p>
+      <w:pPr>
+        <w:spacing w:after="0"/>
+        <w:jc w:val="both"/>
+        <w:rPr>
+          <w:lang w:val="en-IN"/>
+        </w:rPr>
+      </w:pPr>
+      <w:r>
+        <w:rPr>
+          <w:lang w:val="en-IN"/>
+        </w:rPr>
+        <w:t>ENTRYPOINT ["</w:t>
+      </w:r>
+      <w:proofErr w:type="spellStart"/>
+      <w:r>
+        <w:rPr>
+          <w:lang w:val="en-IN"/>
+        </w:rPr>
+        <w:t>dotnet</w:t>
+      </w:r>
+      <w:proofErr w:type="spellEnd"/>
+      <w:r>
+        <w:rPr>
+          <w:lang w:val="en-IN"/>
+        </w:rPr>
+        <w:t>", "DockerEnvVariableDemo.dll"]</w:t>
+      </w:r>
+    </w:p>
+    <w:p>
+      <w:pPr>
+        <w:spacing w:after="0"/>
+        <w:jc w:val="both"/>
+        <w:rPr>
+          <w:lang w:val="en-IN"/>
+        </w:rPr>
+      </w:pPr>
+    </w:p>
+    <w:p>
+      <w:pPr>
+        <w:spacing w:after="0"/>
+        <w:jc w:val="both"/>
+        <w:rPr>
           <w:b/>
           <w:u w:val="single"/>
           <w:lang w:val="en-IN"/>
         </w:rPr>
       </w:pPr>
-    </w:p>
-    <w:p>
-      <w:pPr>
-        <w:spacing w:after="0"/>
-        <w:jc w:val="both"/>
-        <w:rPr>
-          <w:lang w:val="en-IN"/>
-        </w:rPr>
-      </w:pPr>
-      <w:r>
-        <w:rPr>
-          <w:lang w:val="en-IN"/>
-        </w:rPr>
-        <w:t># Use official .NET runtime as base image</w:t>
-      </w:r>
-    </w:p>
-    <w:p>
-      <w:pPr>
-        <w:spacing w:after="0"/>
-        <w:jc w:val="both"/>
-        <w:rPr>
-          <w:lang w:val="en-IN"/>
-        </w:rPr>
-      </w:pPr>
-      <w:r>
-        <w:rPr>
-          <w:lang w:val="en-IN"/>
-        </w:rPr>
-        <w:t>FROM mcr.microsoft.com/</w:t>
-      </w:r>
-      <w:proofErr w:type="spellStart"/>
-      <w:r>
-        <w:rPr>
-          <w:lang w:val="en-IN"/>
-        </w:rPr>
-        <w:t>dotnet</w:t>
-      </w:r>
-      <w:proofErr w:type="spellEnd"/>
-      <w:r>
-        <w:rPr>
-          <w:lang w:val="en-IN"/>
-        </w:rPr>
-        <w:t>/aspnet:8.0 AS base</w:t>
-      </w:r>
-    </w:p>
-    <w:p>
-      <w:pPr>
-        <w:spacing w:after="0"/>
-        <w:jc w:val="both"/>
-        <w:rPr>
-          <w:lang w:val="en-IN"/>
-        </w:rPr>
-      </w:pPr>
-      <w:r>
-        <w:rPr>
-          <w:lang w:val="en-IN"/>
-        </w:rPr>
-        <w:t>WORKDIR /app</w:t>
-      </w:r>
-    </w:p>
-    <w:p>
-      <w:pPr>
-        <w:spacing w:after="0"/>
-        <w:jc w:val="both"/>
-        <w:rPr>
-          <w:lang w:val="en-IN"/>
-        </w:rPr>
-      </w:pPr>
-      <w:r>
-        <w:rPr>
-          <w:lang w:val="en-IN"/>
-        </w:rPr>
-        <w:t>EXPOSE 80</w:t>
-      </w:r>
-    </w:p>
-    <w:p>
-      <w:pPr>
-        <w:spacing w:after="0"/>
-        <w:jc w:val="both"/>
-        <w:rPr>
-          <w:lang w:val="en-IN"/>
-        </w:rPr>
-      </w:pPr>
-    </w:p>
-    <w:p>
-      <w:pPr>
-        <w:spacing w:after="0"/>
-        <w:jc w:val="both"/>
-        <w:rPr>
-          <w:lang w:val="en-IN"/>
-        </w:rPr>
-      </w:pPr>
-      <w:r>
-        <w:rPr>
-          <w:lang w:val="en-IN"/>
-        </w:rPr>
-        <w:t># Build stage</w:t>
-      </w:r>
-    </w:p>
-    <w:p>
-      <w:pPr>
-        <w:spacing w:after="0"/>
-        <w:jc w:val="both"/>
-        <w:rPr>
-          <w:lang w:val="en-IN"/>
-        </w:rPr>
-      </w:pPr>
-      <w:r>
-        <w:rPr>
-          <w:lang w:val="en-IN"/>
-        </w:rPr>
-        <w:t>FROM mcr.microsoft.com/</w:t>
-      </w:r>
-      <w:proofErr w:type="spellStart"/>
-      <w:r>
-        <w:rPr>
-          <w:lang w:val="en-IN"/>
-        </w:rPr>
-        <w:t>dotnet</w:t>
-      </w:r>
-      <w:proofErr w:type="spellEnd"/>
-      <w:r>
-        <w:rPr>
-          <w:lang w:val="en-IN"/>
-        </w:rPr>
-        <w:t>/sdk:8.0 AS build</w:t>
-      </w:r>
-    </w:p>
-    <w:p>
-      <w:pPr>
-        <w:spacing w:after="0"/>
-        <w:jc w:val="both"/>
-        <w:rPr>
-          <w:lang w:val="en-IN"/>
-        </w:rPr>
-      </w:pPr>
-      <w:r>
-        <w:rPr>
-          <w:lang w:val="en-IN"/>
-        </w:rPr>
-        <w:t>WORKDIR /</w:t>
-      </w:r>
-      <w:proofErr w:type="spellStart"/>
-      <w:r>
-        <w:rPr>
-          <w:lang w:val="en-IN"/>
-        </w:rPr>
-        <w:t>src</w:t>
-      </w:r>
-      <w:proofErr w:type="spellEnd"/>
-    </w:p>
-    <w:p>
-      <w:pPr>
-        <w:spacing w:after="0"/>
-        <w:jc w:val="both"/>
-        <w:rPr>
-          <w:lang w:val="en-IN"/>
-        </w:rPr>
-      </w:pPr>
-      <w:r>
-        <w:rPr>
-          <w:lang w:val="en-IN"/>
-        </w:rPr>
-        <w:t>COPY ["</w:t>
-      </w:r>
-      <w:proofErr w:type="spellStart"/>
-      <w:r>
-        <w:rPr>
-          <w:lang w:val="en-IN"/>
-        </w:rPr>
-        <w:t>DockerEnvVariableDemo.csproj</w:t>
-      </w:r>
-      <w:proofErr w:type="spellEnd"/>
-      <w:r>
-        <w:rPr>
-          <w:lang w:val="en-IN"/>
-        </w:rPr>
-        <w:t>", "</w:t>
-      </w:r>
       <w:proofErr w:type="gramStart"/>
       <w:r>
         <w:rPr>
-          <w:lang w:val="en-IN"/>
-        </w:rPr>
-        <w:t>./</w:t>
+          <w:b/>
+          <w:u w:val="single"/>
+          <w:lang w:val="en-IN"/>
+        </w:rPr>
+        <w:t>docker-compose.yml</w:t>
       </w:r>
       <w:proofErr w:type="gramEnd"/>
-      <w:r>
-        <w:rPr>
-          <w:lang w:val="en-IN"/>
-        </w:rPr>
-        <w:t>"]</w:t>
-      </w:r>
-    </w:p>
-    <w:p>
-      <w:pPr>
-        <w:spacing w:after="0"/>
-        <w:jc w:val="both"/>
-        <w:rPr>
-          <w:lang w:val="en-IN"/>
-        </w:rPr>
-      </w:pPr>
-      <w:r>
-        <w:rPr>
-          <w:lang w:val="en-IN"/>
-        </w:rPr>
-        <w:t xml:space="preserve">RUN </w:t>
-      </w:r>
-      <w:proofErr w:type="spellStart"/>
-      <w:r>
-        <w:rPr>
-          <w:lang w:val="en-IN"/>
-        </w:rPr>
-        <w:t>dotnet</w:t>
-      </w:r>
-      <w:proofErr w:type="spellEnd"/>
-      <w:r>
-        <w:rPr>
-          <w:lang w:val="en-IN"/>
-        </w:rPr>
-        <w:t xml:space="preserve"> restore "./</w:t>
-      </w:r>
-      <w:proofErr w:type="spellStart"/>
-      <w:r>
-        <w:rPr>
-          <w:lang w:val="en-IN"/>
-        </w:rPr>
-        <w:t>DockerEnvVariableDemo.csproj</w:t>
-      </w:r>
-      <w:proofErr w:type="spellEnd"/>
-      <w:r>
-        <w:rPr>
-          <w:lang w:val="en-IN"/>
-        </w:rPr>
-        <w:t>"</w:t>
-      </w:r>
     </w:p>
     <w:p>
       <w:pPr>
@@ -4059,232 +4424,310 @@
         <w:rPr>
           <w:lang w:val="en-IN"/>
         </w:rPr>
-        <w:lastRenderedPageBreak/>
-        <w:t>COPY .</w:t>
+        <w:t>version</w:t>
       </w:r>
       <w:proofErr w:type="gramEnd"/>
       <w:r>
         <w:rPr>
           <w:lang w:val="en-IN"/>
         </w:rPr>
-        <w:t xml:space="preserve"> .</w:t>
-      </w:r>
-    </w:p>
-    <w:p>
-      <w:pPr>
-        <w:spacing w:after="0"/>
-        <w:jc w:val="both"/>
-        <w:rPr>
-          <w:lang w:val="en-IN"/>
-        </w:rPr>
-      </w:pPr>
-      <w:r>
-        <w:rPr>
-          <w:lang w:val="en-IN"/>
-        </w:rPr>
-        <w:t xml:space="preserve">RUN </w:t>
-      </w:r>
-      <w:proofErr w:type="spellStart"/>
-      <w:r>
-        <w:rPr>
-          <w:lang w:val="en-IN"/>
-        </w:rPr>
-        <w:t>dotnet</w:t>
-      </w:r>
-      <w:proofErr w:type="spellEnd"/>
-      <w:r>
-        <w:rPr>
-          <w:lang w:val="en-IN"/>
-        </w:rPr>
-        <w:t xml:space="preserve"> build "</w:t>
-      </w:r>
-      <w:proofErr w:type="spellStart"/>
-      <w:r>
-        <w:rPr>
-          <w:lang w:val="en-IN"/>
-        </w:rPr>
-        <w:t>DockerEnvVariableDemo.csproj</w:t>
-      </w:r>
-      <w:proofErr w:type="spellEnd"/>
-      <w:r>
-        <w:rPr>
-          <w:lang w:val="en-IN"/>
-        </w:rPr>
-        <w:t>" -c Release -o /app/build</w:t>
-      </w:r>
-    </w:p>
-    <w:p>
-      <w:pPr>
-        <w:spacing w:after="0"/>
-        <w:jc w:val="both"/>
-        <w:rPr>
-          <w:lang w:val="en-IN"/>
-        </w:rPr>
-      </w:pPr>
-    </w:p>
-    <w:p>
-      <w:pPr>
-        <w:spacing w:after="0"/>
-        <w:jc w:val="both"/>
-        <w:rPr>
-          <w:lang w:val="en-IN"/>
-        </w:rPr>
-      </w:pPr>
-      <w:r>
-        <w:rPr>
-          <w:lang w:val="en-IN"/>
-        </w:rPr>
-        <w:t>FROM build AS publish</w:t>
-      </w:r>
-    </w:p>
-    <w:p>
-      <w:pPr>
-        <w:spacing w:after="0"/>
-        <w:jc w:val="both"/>
-        <w:rPr>
-          <w:lang w:val="en-IN"/>
-        </w:rPr>
-      </w:pPr>
-      <w:r>
-        <w:rPr>
-          <w:lang w:val="en-IN"/>
-        </w:rPr>
-        <w:t xml:space="preserve">RUN </w:t>
-      </w:r>
-      <w:proofErr w:type="spellStart"/>
-      <w:r>
-        <w:rPr>
-          <w:lang w:val="en-IN"/>
-        </w:rPr>
-        <w:t>dotnet</w:t>
-      </w:r>
-      <w:proofErr w:type="spellEnd"/>
-      <w:r>
-        <w:rPr>
-          <w:lang w:val="en-IN"/>
-        </w:rPr>
-        <w:t xml:space="preserve"> publish "</w:t>
-      </w:r>
-      <w:proofErr w:type="spellStart"/>
-      <w:r>
-        <w:rPr>
-          <w:lang w:val="en-IN"/>
-        </w:rPr>
-        <w:t>DockerEnvVariableDemo.csproj</w:t>
-      </w:r>
-      <w:proofErr w:type="spellEnd"/>
-      <w:r>
-        <w:rPr>
-          <w:lang w:val="en-IN"/>
-        </w:rPr>
-        <w:t>" -c Release -o /app/publish</w:t>
-      </w:r>
-    </w:p>
-    <w:p>
-      <w:pPr>
-        <w:spacing w:after="0"/>
-        <w:jc w:val="both"/>
-        <w:rPr>
-          <w:lang w:val="en-IN"/>
-        </w:rPr>
-      </w:pPr>
-    </w:p>
-    <w:p>
-      <w:pPr>
-        <w:spacing w:after="0"/>
-        <w:jc w:val="both"/>
-        <w:rPr>
-          <w:lang w:val="en-IN"/>
-        </w:rPr>
-      </w:pPr>
-      <w:r>
-        <w:rPr>
-          <w:lang w:val="en-IN"/>
-        </w:rPr>
-        <w:t># Final stage</w:t>
-      </w:r>
-    </w:p>
-    <w:p>
-      <w:pPr>
-        <w:spacing w:after="0"/>
-        <w:jc w:val="both"/>
-        <w:rPr>
-          <w:lang w:val="en-IN"/>
-        </w:rPr>
-      </w:pPr>
-      <w:r>
-        <w:rPr>
-          <w:lang w:val="en-IN"/>
-        </w:rPr>
-        <w:t>FROM base AS final</w:t>
-      </w:r>
-    </w:p>
-    <w:p>
-      <w:pPr>
-        <w:spacing w:after="0"/>
-        <w:jc w:val="both"/>
-        <w:rPr>
-          <w:lang w:val="en-IN"/>
-        </w:rPr>
-      </w:pPr>
-      <w:r>
-        <w:rPr>
-          <w:lang w:val="en-IN"/>
-        </w:rPr>
-        <w:t>WORKDIR /app</w:t>
-      </w:r>
-    </w:p>
-    <w:p>
-      <w:pPr>
-        <w:spacing w:after="0"/>
-        <w:jc w:val="both"/>
-        <w:rPr>
-          <w:lang w:val="en-IN"/>
-        </w:rPr>
-      </w:pPr>
-      <w:r>
-        <w:rPr>
-          <w:lang w:val="en-IN"/>
-        </w:rPr>
-        <w:t>COPY --from=publish /app/</w:t>
-      </w:r>
+        <w:t>: '3.8'</w:t>
+      </w:r>
+    </w:p>
+    <w:p>
+      <w:pPr>
+        <w:spacing w:after="0"/>
+        <w:jc w:val="both"/>
+        <w:rPr>
+          <w:lang w:val="en-IN"/>
+        </w:rPr>
+      </w:pPr>
+    </w:p>
+    <w:p>
+      <w:pPr>
+        <w:spacing w:after="0"/>
+        <w:jc w:val="both"/>
+        <w:rPr>
+          <w:lang w:val="en-IN"/>
+        </w:rPr>
+      </w:pPr>
       <w:proofErr w:type="gramStart"/>
       <w:r>
         <w:rPr>
           <w:lang w:val="en-IN"/>
         </w:rPr>
-        <w:t>publish .</w:t>
+        <w:t>services</w:t>
       </w:r>
       <w:proofErr w:type="gramEnd"/>
-    </w:p>
-    <w:p>
-      <w:pPr>
-        <w:spacing w:after="0"/>
-        <w:jc w:val="both"/>
-        <w:rPr>
-          <w:lang w:val="en-IN"/>
-        </w:rPr>
-      </w:pPr>
-      <w:r>
-        <w:rPr>
-          <w:lang w:val="en-IN"/>
-        </w:rPr>
-        <w:t>ENTRYPOINT ["</w:t>
-      </w:r>
-      <w:proofErr w:type="spellStart"/>
-      <w:r>
-        <w:rPr>
-          <w:lang w:val="en-IN"/>
-        </w:rPr>
-        <w:t>dotnet</w:t>
-      </w:r>
-      <w:proofErr w:type="spellEnd"/>
-      <w:r>
-        <w:rPr>
-          <w:lang w:val="en-IN"/>
-        </w:rPr>
-        <w:t>", "DockerEnvVariableDemo.dll"]</w:t>
-      </w:r>
+      <w:r>
+        <w:rPr>
+          <w:lang w:val="en-IN"/>
+        </w:rPr>
+        <w:t>:</w:t>
+      </w:r>
+    </w:p>
+    <w:p>
+      <w:pPr>
+        <w:spacing w:after="0"/>
+        <w:jc w:val="both"/>
+        <w:rPr>
+          <w:lang w:val="en-IN"/>
+        </w:rPr>
+      </w:pPr>
+      <w:r>
+        <w:rPr>
+          <w:lang w:val="en-IN"/>
+        </w:rPr>
+        <w:t xml:space="preserve">  </w:t>
+      </w:r>
+      <w:proofErr w:type="spellStart"/>
+      <w:proofErr w:type="gramStart"/>
+      <w:r>
+        <w:rPr>
+          <w:lang w:val="en-IN"/>
+        </w:rPr>
+        <w:t>docker</w:t>
+      </w:r>
+      <w:proofErr w:type="spellEnd"/>
+      <w:r>
+        <w:rPr>
+          <w:lang w:val="en-IN"/>
+        </w:rPr>
+        <w:t>-</w:t>
+      </w:r>
+      <w:proofErr w:type="spellStart"/>
+      <w:r>
+        <w:rPr>
+          <w:lang w:val="en-IN"/>
+        </w:rPr>
+        <w:t>env</w:t>
+      </w:r>
+      <w:proofErr w:type="spellEnd"/>
+      <w:r>
+        <w:rPr>
+          <w:lang w:val="en-IN"/>
+        </w:rPr>
+        <w:t>-app</w:t>
+      </w:r>
+      <w:proofErr w:type="gramEnd"/>
+      <w:r>
+        <w:rPr>
+          <w:lang w:val="en-IN"/>
+        </w:rPr>
+        <w:t>:</w:t>
+      </w:r>
+    </w:p>
+    <w:p>
+      <w:pPr>
+        <w:spacing w:after="0"/>
+        <w:jc w:val="both"/>
+        <w:rPr>
+          <w:lang w:val="en-IN"/>
+        </w:rPr>
+      </w:pPr>
+      <w:r>
+        <w:rPr>
+          <w:lang w:val="en-IN"/>
+        </w:rPr>
+        <w:t xml:space="preserve">    </w:t>
+      </w:r>
+      <w:proofErr w:type="gramStart"/>
+      <w:r>
+        <w:rPr>
+          <w:lang w:val="en-IN"/>
+        </w:rPr>
+        <w:t>build</w:t>
+      </w:r>
+      <w:proofErr w:type="gramEnd"/>
+      <w:r>
+        <w:rPr>
+          <w:lang w:val="en-IN"/>
+        </w:rPr>
+        <w:t xml:space="preserve">: </w:t>
+      </w:r>
+    </w:p>
+    <w:p>
+      <w:pPr>
+        <w:spacing w:after="0"/>
+        <w:jc w:val="both"/>
+        <w:rPr>
+          <w:lang w:val="en-IN"/>
+        </w:rPr>
+      </w:pPr>
+      <w:r>
+        <w:rPr>
+          <w:lang w:val="en-IN"/>
+        </w:rPr>
+        <w:t xml:space="preserve">      </w:t>
+      </w:r>
+      <w:proofErr w:type="gramStart"/>
+      <w:r>
+        <w:rPr>
+          <w:lang w:val="en-IN"/>
+        </w:rPr>
+        <w:t>context</w:t>
+      </w:r>
+      <w:proofErr w:type="gramEnd"/>
+      <w:r>
+        <w:rPr>
+          <w:lang w:val="en-IN"/>
+        </w:rPr>
+        <w:t>: ./</w:t>
+      </w:r>
+      <w:proofErr w:type="spellStart"/>
+      <w:r>
+        <w:rPr>
+          <w:lang w:val="en-IN"/>
+        </w:rPr>
+        <w:t>DockerEnvVariableDemo</w:t>
+      </w:r>
+      <w:proofErr w:type="spellEnd"/>
+    </w:p>
+    <w:p>
+      <w:pPr>
+        <w:spacing w:after="0"/>
+        <w:jc w:val="both"/>
+        <w:rPr>
+          <w:lang w:val="en-IN"/>
+        </w:rPr>
+      </w:pPr>
+      <w:r>
+        <w:rPr>
+          <w:lang w:val="en-IN"/>
+        </w:rPr>
+        <w:t xml:space="preserve">      </w:t>
+      </w:r>
+      <w:proofErr w:type="spellStart"/>
+      <w:proofErr w:type="gramStart"/>
+      <w:r>
+        <w:rPr>
+          <w:lang w:val="en-IN"/>
+        </w:rPr>
+        <w:t>dockerfile</w:t>
+      </w:r>
+      <w:proofErr w:type="spellEnd"/>
+      <w:proofErr w:type="gramEnd"/>
+      <w:r>
+        <w:rPr>
+          <w:lang w:val="en-IN"/>
+        </w:rPr>
+        <w:t xml:space="preserve">: </w:t>
+      </w:r>
+      <w:proofErr w:type="spellStart"/>
+      <w:r>
+        <w:rPr>
+          <w:lang w:val="en-IN"/>
+        </w:rPr>
+        <w:t>Dockerfile</w:t>
+      </w:r>
+      <w:proofErr w:type="spellEnd"/>
+      <w:r>
+        <w:rPr>
+          <w:lang w:val="en-IN"/>
+        </w:rPr>
+        <w:t xml:space="preserve">       </w:t>
+      </w:r>
+    </w:p>
+    <w:p>
+      <w:pPr>
+        <w:spacing w:after="0"/>
+        <w:jc w:val="both"/>
+        <w:rPr>
+          <w:lang w:val="en-IN"/>
+        </w:rPr>
+      </w:pPr>
+      <w:r>
+        <w:rPr>
+          <w:lang w:val="en-IN"/>
+        </w:rPr>
+        <w:t xml:space="preserve">    </w:t>
+      </w:r>
+      <w:proofErr w:type="gramStart"/>
+      <w:r>
+        <w:rPr>
+          <w:lang w:val="en-IN"/>
+        </w:rPr>
+        <w:t>ports</w:t>
+      </w:r>
+      <w:proofErr w:type="gramEnd"/>
+      <w:r>
+        <w:rPr>
+          <w:lang w:val="en-IN"/>
+        </w:rPr>
+        <w:t>:</w:t>
+      </w:r>
+    </w:p>
+    <w:p>
+      <w:pPr>
+        <w:spacing w:after="0"/>
+        <w:jc w:val="both"/>
+        <w:rPr>
+          <w:lang w:val="en-IN"/>
+        </w:rPr>
+      </w:pPr>
+      <w:r>
+        <w:rPr>
+          <w:lang w:val="en-IN"/>
+        </w:rPr>
+        <w:t xml:space="preserve">      - "8090:80"</w:t>
+      </w:r>
+    </w:p>
+    <w:p>
+      <w:pPr>
+        <w:spacing w:after="0"/>
+        <w:jc w:val="both"/>
+        <w:rPr>
+          <w:highlight w:val="yellow"/>
+          <w:lang w:val="en-IN"/>
+        </w:rPr>
+      </w:pPr>
+      <w:r>
+        <w:rPr>
+          <w:lang w:val="en-IN"/>
+        </w:rPr>
+        <w:t xml:space="preserve">    </w:t>
+      </w:r>
+      <w:proofErr w:type="spellStart"/>
+      <w:r>
+        <w:rPr>
+          <w:highlight w:val="yellow"/>
+          <w:lang w:val="en-IN"/>
+        </w:rPr>
+        <w:t>env_file</w:t>
+      </w:r>
+      <w:proofErr w:type="spellEnd"/>
+      <w:r>
+        <w:rPr>
+          <w:highlight w:val="yellow"/>
+          <w:lang w:val="en-IN"/>
+        </w:rPr>
+        <w:t>:</w:t>
+      </w:r>
+    </w:p>
+    <w:p>
+      <w:pPr>
+        <w:spacing w:after="0"/>
+        <w:jc w:val="both"/>
+        <w:rPr>
+          <w:lang w:val="en-IN"/>
+        </w:rPr>
+      </w:pPr>
+      <w:r>
+        <w:rPr>
+          <w:highlight w:val="yellow"/>
+          <w:lang w:val="en-IN"/>
+        </w:rPr>
+        <w:t xml:space="preserve">      - .</w:t>
+      </w:r>
+      <w:proofErr w:type="spellStart"/>
+      <w:r>
+        <w:rPr>
+          <w:highlight w:val="yellow"/>
+          <w:lang w:val="en-IN"/>
+        </w:rPr>
+        <w:t>env</w:t>
+      </w:r>
+      <w:proofErr w:type="spellEnd"/>
     </w:p>
     <w:p>
       <w:pPr>
@@ -4305,385 +4748,42 @@
           <w:lang w:val="en-IN"/>
         </w:rPr>
       </w:pPr>
+      <w:r>
+        <w:rPr>
+          <w:b/>
+          <w:u w:val="single"/>
+          <w:lang w:val="en-IN"/>
+        </w:rPr>
+        <w:t>Now run the below command to spin the container</w:t>
+      </w:r>
+    </w:p>
+    <w:p>
+      <w:pPr>
+        <w:spacing w:after="0"/>
+        <w:jc w:val="both"/>
+        <w:rPr>
+          <w:b/>
+          <w:lang w:val="en-IN"/>
+        </w:rPr>
+      </w:pPr>
+      <w:proofErr w:type="spellStart"/>
       <w:proofErr w:type="gramStart"/>
       <w:r>
         <w:rPr>
           <w:b/>
-          <w:u w:val="single"/>
-          <w:lang w:val="en-IN"/>
-        </w:rPr>
-        <w:t>docker-compose.yml</w:t>
-      </w:r>
+          <w:highlight w:val="yellow"/>
+          <w:lang w:val="en-IN"/>
+        </w:rPr>
+        <w:t>docker</w:t>
+      </w:r>
+      <w:proofErr w:type="spellEnd"/>
       <w:proofErr w:type="gramEnd"/>
-    </w:p>
-    <w:p>
-      <w:pPr>
-        <w:spacing w:after="0"/>
-        <w:jc w:val="both"/>
-        <w:rPr>
-          <w:lang w:val="en-IN"/>
-        </w:rPr>
-      </w:pPr>
-      <w:proofErr w:type="gramStart"/>
-      <w:r>
-        <w:rPr>
-          <w:lang w:val="en-IN"/>
-        </w:rPr>
-        <w:t>version</w:t>
-      </w:r>
-      <w:proofErr w:type="gramEnd"/>
-      <w:r>
-        <w:rPr>
-          <w:lang w:val="en-IN"/>
-        </w:rPr>
-        <w:t>: '3.8'</w:t>
-      </w:r>
-    </w:p>
-    <w:p>
-      <w:pPr>
-        <w:spacing w:after="0"/>
-        <w:jc w:val="both"/>
-        <w:rPr>
-          <w:lang w:val="en-IN"/>
-        </w:rPr>
-      </w:pPr>
-    </w:p>
-    <w:p>
-      <w:pPr>
-        <w:spacing w:after="0"/>
-        <w:jc w:val="both"/>
-        <w:rPr>
-          <w:lang w:val="en-IN"/>
-        </w:rPr>
-      </w:pPr>
-      <w:proofErr w:type="gramStart"/>
-      <w:r>
-        <w:rPr>
-          <w:lang w:val="en-IN"/>
-        </w:rPr>
-        <w:t>services</w:t>
-      </w:r>
-      <w:proofErr w:type="gramEnd"/>
-      <w:r>
-        <w:rPr>
-          <w:lang w:val="en-IN"/>
-        </w:rPr>
-        <w:t>:</w:t>
-      </w:r>
-    </w:p>
-    <w:p>
-      <w:pPr>
-        <w:spacing w:after="0"/>
-        <w:jc w:val="both"/>
-        <w:rPr>
-          <w:lang w:val="en-IN"/>
-        </w:rPr>
-      </w:pPr>
-      <w:r>
-        <w:rPr>
-          <w:lang w:val="en-IN"/>
-        </w:rPr>
-        <w:t xml:space="preserve">  </w:t>
-      </w:r>
-      <w:proofErr w:type="spellStart"/>
-      <w:proofErr w:type="gramStart"/>
-      <w:r>
-        <w:rPr>
-          <w:lang w:val="en-IN"/>
-        </w:rPr>
-        <w:t>docker</w:t>
-      </w:r>
-      <w:proofErr w:type="spellEnd"/>
-      <w:r>
-        <w:rPr>
-          <w:lang w:val="en-IN"/>
-        </w:rPr>
-        <w:t>-</w:t>
-      </w:r>
-      <w:proofErr w:type="spellStart"/>
-      <w:r>
-        <w:rPr>
-          <w:lang w:val="en-IN"/>
-        </w:rPr>
-        <w:t>env</w:t>
-      </w:r>
-      <w:proofErr w:type="spellEnd"/>
-      <w:r>
-        <w:rPr>
-          <w:lang w:val="en-IN"/>
-        </w:rPr>
-        <w:t>-app</w:t>
-      </w:r>
-      <w:proofErr w:type="gramEnd"/>
-      <w:r>
-        <w:rPr>
-          <w:lang w:val="en-IN"/>
-        </w:rPr>
-        <w:t>:</w:t>
-      </w:r>
-    </w:p>
-    <w:p>
-      <w:pPr>
-        <w:spacing w:after="0"/>
-        <w:jc w:val="both"/>
-        <w:rPr>
-          <w:lang w:val="en-IN"/>
-        </w:rPr>
-      </w:pPr>
-      <w:r>
-        <w:rPr>
-          <w:lang w:val="en-IN"/>
-        </w:rPr>
-        <w:t xml:space="preserve">    </w:t>
-      </w:r>
-      <w:proofErr w:type="gramStart"/>
-      <w:r>
-        <w:rPr>
-          <w:lang w:val="en-IN"/>
-        </w:rPr>
-        <w:t>build</w:t>
-      </w:r>
-      <w:proofErr w:type="gramEnd"/>
-      <w:r>
-        <w:rPr>
-          <w:lang w:val="en-IN"/>
-        </w:rPr>
-        <w:t xml:space="preserve">: </w:t>
-      </w:r>
-    </w:p>
-    <w:p>
-      <w:pPr>
-        <w:spacing w:after="0"/>
-        <w:jc w:val="both"/>
-        <w:rPr>
-          <w:lang w:val="en-IN"/>
-        </w:rPr>
-      </w:pPr>
-      <w:r>
-        <w:rPr>
-          <w:lang w:val="en-IN"/>
-        </w:rPr>
-        <w:t xml:space="preserve">      </w:t>
-      </w:r>
-      <w:proofErr w:type="gramStart"/>
-      <w:r>
-        <w:rPr>
-          <w:lang w:val="en-IN"/>
-        </w:rPr>
-        <w:t>context</w:t>
-      </w:r>
-      <w:proofErr w:type="gramEnd"/>
-      <w:r>
-        <w:rPr>
-          <w:lang w:val="en-IN"/>
-        </w:rPr>
-        <w:t>: ./</w:t>
-      </w:r>
-      <w:proofErr w:type="spellStart"/>
-      <w:r>
-        <w:rPr>
-          <w:lang w:val="en-IN"/>
-        </w:rPr>
-        <w:t>DockerEnvVariableDemo</w:t>
-      </w:r>
-      <w:proofErr w:type="spellEnd"/>
-    </w:p>
-    <w:p>
-      <w:pPr>
-        <w:spacing w:after="0"/>
-        <w:jc w:val="both"/>
-        <w:rPr>
-          <w:lang w:val="en-IN"/>
-        </w:rPr>
-      </w:pPr>
-      <w:r>
-        <w:rPr>
-          <w:lang w:val="en-IN"/>
-        </w:rPr>
-        <w:t xml:space="preserve">      </w:t>
-      </w:r>
-      <w:proofErr w:type="spellStart"/>
-      <w:proofErr w:type="gramStart"/>
-      <w:r>
-        <w:rPr>
-          <w:lang w:val="en-IN"/>
-        </w:rPr>
-        <w:t>dockerfile</w:t>
-      </w:r>
-      <w:proofErr w:type="spellEnd"/>
-      <w:proofErr w:type="gramEnd"/>
-      <w:r>
-        <w:rPr>
-          <w:lang w:val="en-IN"/>
-        </w:rPr>
-        <w:t xml:space="preserve">: </w:t>
-      </w:r>
-      <w:proofErr w:type="spellStart"/>
-      <w:r>
-        <w:rPr>
-          <w:lang w:val="en-IN"/>
-        </w:rPr>
-        <w:t>Dockerfile</w:t>
-      </w:r>
-      <w:proofErr w:type="spellEnd"/>
-      <w:r>
-        <w:rPr>
-          <w:lang w:val="en-IN"/>
-        </w:rPr>
-        <w:t xml:space="preserve">       </w:t>
-      </w:r>
-    </w:p>
-    <w:p>
-      <w:pPr>
-        <w:spacing w:after="0"/>
-        <w:jc w:val="both"/>
-        <w:rPr>
-          <w:lang w:val="en-IN"/>
-        </w:rPr>
-      </w:pPr>
-      <w:r>
-        <w:rPr>
-          <w:lang w:val="en-IN"/>
-        </w:rPr>
-        <w:t xml:space="preserve">    </w:t>
-      </w:r>
-      <w:proofErr w:type="gramStart"/>
-      <w:r>
-        <w:rPr>
-          <w:lang w:val="en-IN"/>
-        </w:rPr>
-        <w:t>ports</w:t>
-      </w:r>
-      <w:proofErr w:type="gramEnd"/>
-      <w:r>
-        <w:rPr>
-          <w:lang w:val="en-IN"/>
-        </w:rPr>
-        <w:t>:</w:t>
-      </w:r>
-    </w:p>
-    <w:p>
-      <w:pPr>
-        <w:spacing w:after="0"/>
-        <w:jc w:val="both"/>
-        <w:rPr>
-          <w:lang w:val="en-IN"/>
-        </w:rPr>
-      </w:pPr>
-      <w:r>
-        <w:rPr>
-          <w:lang w:val="en-IN"/>
-        </w:rPr>
-        <w:t xml:space="preserve">      - "8090:80"</w:t>
-      </w:r>
-    </w:p>
-    <w:p>
-      <w:pPr>
-        <w:spacing w:after="0"/>
-        <w:jc w:val="both"/>
-        <w:rPr>
-          <w:lang w:val="en-IN"/>
-        </w:rPr>
-      </w:pPr>
-      <w:r>
-        <w:rPr>
-          <w:lang w:val="en-IN"/>
-        </w:rPr>
-        <w:t xml:space="preserve">    </w:t>
-      </w:r>
-      <w:proofErr w:type="spellStart"/>
-      <w:r>
-        <w:rPr>
-          <w:lang w:val="en-IN"/>
-        </w:rPr>
-        <w:t>env_file</w:t>
-      </w:r>
-      <w:proofErr w:type="spellEnd"/>
-      <w:r>
-        <w:rPr>
-          <w:lang w:val="en-IN"/>
-        </w:rPr>
-        <w:t>:</w:t>
-      </w:r>
-    </w:p>
-    <w:p>
-      <w:pPr>
-        <w:spacing w:after="0"/>
-        <w:jc w:val="both"/>
-        <w:rPr>
-          <w:lang w:val="en-IN"/>
-        </w:rPr>
-      </w:pPr>
-      <w:r>
-        <w:rPr>
-          <w:lang w:val="en-IN"/>
-        </w:rPr>
-        <w:t xml:space="preserve">      - .</w:t>
-      </w:r>
-      <w:proofErr w:type="spellStart"/>
-      <w:r>
-        <w:rPr>
-          <w:lang w:val="en-IN"/>
-        </w:rPr>
-        <w:t>env</w:t>
-      </w:r>
-      <w:proofErr w:type="spellEnd"/>
-    </w:p>
-    <w:p>
-      <w:pPr>
-        <w:spacing w:after="0"/>
-        <w:jc w:val="both"/>
-        <w:rPr>
-          <w:lang w:val="en-IN"/>
-        </w:rPr>
-      </w:pPr>
-    </w:p>
-    <w:p>
-      <w:pPr>
-        <w:spacing w:after="0"/>
-        <w:jc w:val="both"/>
-        <w:rPr>
-          <w:b/>
-          <w:u w:val="single"/>
-          <w:lang w:val="en-IN"/>
-        </w:rPr>
-      </w:pPr>
-      <w:r>
-        <w:rPr>
-          <w:b/>
-          <w:u w:val="single"/>
-          <w:lang w:val="en-IN"/>
-        </w:rPr>
-        <w:t>Now run the below command to spin the container</w:t>
-      </w:r>
-    </w:p>
-    <w:p>
-      <w:pPr>
-        <w:spacing w:after="0"/>
-        <w:jc w:val="both"/>
-        <w:rPr>
-          <w:b/>
-          <w:lang w:val="en-IN"/>
-        </w:rPr>
-      </w:pPr>
-      <w:proofErr w:type="spellStart"/>
-      <w:proofErr w:type="gramStart"/>
       <w:r>
         <w:rPr>
           <w:b/>
           <w:highlight w:val="yellow"/>
           <w:lang w:val="en-IN"/>
         </w:rPr>
-        <w:t>docker</w:t>
-      </w:r>
-      <w:proofErr w:type="spellEnd"/>
-      <w:proofErr w:type="gramEnd"/>
-      <w:r>
-        <w:rPr>
-          <w:b/>
-          <w:highlight w:val="yellow"/>
-          <w:lang w:val="en-IN"/>
-        </w:rPr>
         <w:t xml:space="preserve"> compose up -d --build</w:t>
       </w:r>
     </w:p>
@@ -4702,16 +4802,6 @@
         <w:spacing w:after="0"/>
         <w:jc w:val="both"/>
         <w:rPr>
-          <w:b/>
-          <w:lang w:val="en-IN"/>
-        </w:rPr>
-      </w:pPr>
-    </w:p>
-    <w:p>
-      <w:pPr>
-        <w:spacing w:after="0"/>
-        <w:jc w:val="both"/>
-        <w:rPr>
           <w:lang w:val="en-IN"/>
         </w:rPr>
       </w:pPr>
@@ -4721,15 +4811,6 @@
         </w:rPr>
         <w:t>Now, in the browser, if you key in the URL as below:</w:t>
       </w:r>
-    </w:p>
-    <w:p>
-      <w:pPr>
-        <w:spacing w:after="0"/>
-        <w:jc w:val="both"/>
-        <w:rPr>
-          <w:lang w:val="en-IN"/>
-        </w:rPr>
-      </w:pPr>
     </w:p>
     <w:p>
       <w:pPr>
@@ -4751,19 +4832,9 @@
     </w:p>
     <w:p>
       <w:pPr>
-        <w:spacing w:after="0"/>
-        <w:jc w:val="both"/>
-        <w:rPr>
-          <w:lang w:val="en-IN"/>
-        </w:rPr>
-      </w:pPr>
-    </w:p>
-    <w:p>
-      <w:pPr>
-        <w:spacing w:after="0"/>
-        <w:jc w:val="both"/>
-        <w:rPr>
-          <w:lang w:val="en-IN"/>
+        <w:pStyle w:val="HTMLPreformatted"/>
+        <w:rPr>
+          <w:color w:val="000000"/>
         </w:rPr>
       </w:pPr>
       <w:proofErr w:type="gramStart"/>
@@ -4778,8 +4849,363 @@
         <w:rPr>
           <w:lang w:val="en-IN"/>
         </w:rPr>
-        <w:t xml:space="preserve"> will get this output.</w:t>
-      </w:r>
+        <w:t xml:space="preserve"> will g</w:t>
+      </w:r>
+      <w:r>
+        <w:rPr>
+          <w:lang w:val="en-IN"/>
+        </w:rPr>
+        <w:t xml:space="preserve">et this output: </w:t>
+      </w:r>
+      <w:r>
+        <w:rPr>
+          <w:color w:val="000000"/>
+        </w:rPr>
+        <w:t>DB_USER=admin, DB_PASS=SuperSecret123</w:t>
+      </w:r>
+    </w:p>
+    <w:p>
+      <w:pPr>
+        <w:spacing w:after="0"/>
+        <w:rPr>
+          <w:lang w:val="en-IN"/>
+        </w:rPr>
+      </w:pPr>
+    </w:p>
+    <w:p>
+      <w:pPr>
+        <w:spacing w:after="0"/>
+        <w:rPr>
+          <w:b/>
+          <w:u w:val="single"/>
+          <w:lang w:val="en-IN"/>
+        </w:rPr>
+      </w:pPr>
+      <w:r>
+        <w:rPr>
+          <w:b/>
+          <w:u w:val="single"/>
+          <w:lang w:val="en-IN"/>
+        </w:rPr>
+        <w:t>How to provide new values to existing container:</w:t>
+      </w:r>
+    </w:p>
+    <w:p>
+      <w:pPr>
+        <w:spacing w:after="0"/>
+        <w:rPr>
+          <w:lang w:val="en-IN"/>
+        </w:rPr>
+      </w:pPr>
+    </w:p>
+    <w:p>
+      <w:pPr>
+        <w:spacing w:after="0"/>
+        <w:rPr>
+          <w:lang w:val="en-IN"/>
+        </w:rPr>
+      </w:pPr>
+      <w:r>
+        <w:rPr>
+          <w:lang w:val="en-IN"/>
+        </w:rPr>
+        <w:t>T</w:t>
+      </w:r>
+      <w:r>
+        <w:rPr>
+          <w:lang w:val="en-IN"/>
+        </w:rPr>
+        <w:t>o provide new values to the .</w:t>
+      </w:r>
+      <w:proofErr w:type="spellStart"/>
+      <w:r>
+        <w:rPr>
+          <w:lang w:val="en-IN"/>
+        </w:rPr>
+        <w:t>env</w:t>
+      </w:r>
+      <w:proofErr w:type="spellEnd"/>
+      <w:r>
+        <w:rPr>
+          <w:lang w:val="en-IN"/>
+        </w:rPr>
+        <w:t xml:space="preserve"> file, we need to stop the running container, remove it and then run </w:t>
+      </w:r>
+      <w:proofErr w:type="spellStart"/>
+      <w:proofErr w:type="gramStart"/>
+      <w:r>
+        <w:rPr>
+          <w:lang w:val="en-IN"/>
+        </w:rPr>
+        <w:t>docker</w:t>
+      </w:r>
+      <w:proofErr w:type="spellEnd"/>
+      <w:r>
+        <w:rPr>
+          <w:lang w:val="en-IN"/>
+        </w:rPr>
+        <w:t xml:space="preserve"> compose</w:t>
+      </w:r>
+      <w:proofErr w:type="gramEnd"/>
+      <w:r>
+        <w:rPr>
+          <w:lang w:val="en-IN"/>
+        </w:rPr>
+        <w:t xml:space="preserve"> again.</w:t>
+      </w:r>
+    </w:p>
+    <w:p>
+      <w:pPr>
+        <w:spacing w:after="0"/>
+        <w:rPr>
+          <w:lang w:val="en-IN"/>
+        </w:rPr>
+      </w:pPr>
+      <w:r>
+        <w:rPr>
+          <w:lang w:val="en-IN"/>
+        </w:rPr>
+        <w:t xml:space="preserve">Step 1: </w:t>
+      </w:r>
+      <w:proofErr w:type="spellStart"/>
+      <w:r>
+        <w:rPr>
+          <w:lang w:val="en-IN"/>
+        </w:rPr>
+        <w:t>docker</w:t>
+      </w:r>
+      <w:proofErr w:type="spellEnd"/>
+      <w:r>
+        <w:rPr>
+          <w:lang w:val="en-IN"/>
+        </w:rPr>
+        <w:t xml:space="preserve"> compose stop </w:t>
+      </w:r>
+      <w:proofErr w:type="spellStart"/>
+      <w:r>
+        <w:rPr>
+          <w:lang w:val="en-IN"/>
+        </w:rPr>
+        <w:t>docker</w:t>
+      </w:r>
+      <w:proofErr w:type="spellEnd"/>
+      <w:r>
+        <w:rPr>
+          <w:lang w:val="en-IN"/>
+        </w:rPr>
+        <w:t>-</w:t>
+      </w:r>
+      <w:proofErr w:type="spellStart"/>
+      <w:r>
+        <w:rPr>
+          <w:lang w:val="en-IN"/>
+        </w:rPr>
+        <w:t>env</w:t>
+      </w:r>
+      <w:proofErr w:type="spellEnd"/>
+      <w:r>
+        <w:rPr>
+          <w:lang w:val="en-IN"/>
+        </w:rPr>
+        <w:t>-app</w:t>
+      </w:r>
+      <w:r>
+        <w:rPr>
+          <w:lang w:val="en-IN"/>
+        </w:rPr>
+        <w:t xml:space="preserve"> (Stop the container)</w:t>
+      </w:r>
+    </w:p>
+    <w:p>
+      <w:pPr>
+        <w:spacing w:after="0"/>
+        <w:rPr>
+          <w:lang w:val="en-IN"/>
+        </w:rPr>
+      </w:pPr>
+      <w:r>
+        <w:rPr>
+          <w:lang w:val="en-IN"/>
+        </w:rPr>
+        <w:t xml:space="preserve">Step 2: </w:t>
+      </w:r>
+      <w:proofErr w:type="spellStart"/>
+      <w:r>
+        <w:rPr>
+          <w:lang w:val="en-IN"/>
+        </w:rPr>
+        <w:t>docker</w:t>
+      </w:r>
+      <w:proofErr w:type="spellEnd"/>
+      <w:r>
+        <w:rPr>
+          <w:lang w:val="en-IN"/>
+        </w:rPr>
+        <w:t xml:space="preserve"> compose </w:t>
+      </w:r>
+      <w:proofErr w:type="spellStart"/>
+      <w:r>
+        <w:rPr>
+          <w:lang w:val="en-IN"/>
+        </w:rPr>
+        <w:t>rm</w:t>
+      </w:r>
+      <w:proofErr w:type="spellEnd"/>
+      <w:r>
+        <w:rPr>
+          <w:lang w:val="en-IN"/>
+        </w:rPr>
+        <w:t xml:space="preserve"> -f </w:t>
+      </w:r>
+      <w:proofErr w:type="spellStart"/>
+      <w:r>
+        <w:rPr>
+          <w:lang w:val="en-IN"/>
+        </w:rPr>
+        <w:t>docker</w:t>
+      </w:r>
+      <w:proofErr w:type="spellEnd"/>
+      <w:r>
+        <w:rPr>
+          <w:lang w:val="en-IN"/>
+        </w:rPr>
+        <w:t>-</w:t>
+      </w:r>
+      <w:proofErr w:type="spellStart"/>
+      <w:r>
+        <w:rPr>
+          <w:lang w:val="en-IN"/>
+        </w:rPr>
+        <w:t>env</w:t>
+      </w:r>
+      <w:proofErr w:type="spellEnd"/>
+      <w:r>
+        <w:rPr>
+          <w:lang w:val="en-IN"/>
+        </w:rPr>
+        <w:t>-app</w:t>
+      </w:r>
+      <w:r>
+        <w:rPr>
+          <w:lang w:val="en-IN"/>
+        </w:rPr>
+        <w:t xml:space="preserve"> (Removes the container)</w:t>
+      </w:r>
+    </w:p>
+    <w:p>
+      <w:pPr>
+        <w:spacing w:after="0"/>
+        <w:rPr>
+          <w:lang w:val="en-IN"/>
+        </w:rPr>
+      </w:pPr>
+      <w:r>
+        <w:rPr>
+          <w:lang w:val="en-IN"/>
+        </w:rPr>
+        <w:lastRenderedPageBreak/>
+        <w:t>Step 3: Change the values in .</w:t>
+      </w:r>
+      <w:proofErr w:type="spellStart"/>
+      <w:r>
+        <w:rPr>
+          <w:lang w:val="en-IN"/>
+        </w:rPr>
+        <w:t>env</w:t>
+      </w:r>
+      <w:proofErr w:type="spellEnd"/>
+      <w:r>
+        <w:rPr>
+          <w:lang w:val="en-IN"/>
+        </w:rPr>
+        <w:t xml:space="preserve"> file</w:t>
+      </w:r>
+    </w:p>
+    <w:p>
+      <w:pPr>
+        <w:spacing w:after="0"/>
+        <w:rPr>
+          <w:lang w:val="en-IN"/>
+        </w:rPr>
+      </w:pPr>
+      <w:r>
+        <w:rPr>
+          <w:lang w:val="en-IN"/>
+        </w:rPr>
+        <w:t xml:space="preserve">Step 4: </w:t>
+      </w:r>
+      <w:proofErr w:type="spellStart"/>
+      <w:r>
+        <w:rPr>
+          <w:lang w:val="en-IN"/>
+        </w:rPr>
+        <w:t>docker</w:t>
+      </w:r>
+      <w:proofErr w:type="spellEnd"/>
+      <w:r>
+        <w:rPr>
+          <w:lang w:val="en-IN"/>
+        </w:rPr>
+        <w:t xml:space="preserve"> compose up -d </w:t>
+      </w:r>
+      <w:proofErr w:type="spellStart"/>
+      <w:r>
+        <w:rPr>
+          <w:lang w:val="en-IN"/>
+        </w:rPr>
+        <w:t>docker</w:t>
+      </w:r>
+      <w:proofErr w:type="spellEnd"/>
+      <w:r>
+        <w:rPr>
+          <w:lang w:val="en-IN"/>
+        </w:rPr>
+        <w:t>-</w:t>
+      </w:r>
+      <w:proofErr w:type="spellStart"/>
+      <w:r>
+        <w:rPr>
+          <w:lang w:val="en-IN"/>
+        </w:rPr>
+        <w:t>env</w:t>
+      </w:r>
+      <w:proofErr w:type="spellEnd"/>
+      <w:r>
+        <w:rPr>
+          <w:lang w:val="en-IN"/>
+        </w:rPr>
+        <w:t>-app (Creates the container with the new .</w:t>
+      </w:r>
+      <w:proofErr w:type="spellStart"/>
+      <w:r>
+        <w:rPr>
+          <w:lang w:val="en-IN"/>
+        </w:rPr>
+        <w:t>env</w:t>
+      </w:r>
+      <w:proofErr w:type="spellEnd"/>
+      <w:r>
+        <w:rPr>
+          <w:lang w:val="en-IN"/>
+        </w:rPr>
+        <w:t xml:space="preserve"> file values)</w:t>
+      </w:r>
+    </w:p>
+    <w:p>
+      <w:pPr>
+        <w:spacing w:after="0"/>
+        <w:rPr>
+          <w:lang w:val="en-IN"/>
+        </w:rPr>
+      </w:pPr>
+    </w:p>
+    <w:p>
+      <w:pPr>
+        <w:spacing w:after="0"/>
+        <w:rPr>
+          <w:lang w:val="en-IN"/>
+        </w:rPr>
+      </w:pPr>
     </w:p>
     <w:sectPr>
       <w:pgSz w:w="12240" w:h="15840"/>
@@ -5912,7 +6338,7 @@
   <w:style w:type="paragraph" w:default="1" w:styleId="Normal">
     <w:name w:val="Normal"/>
     <w:qFormat/>
-    <w:rsid w:val="00506587"/>
+    <w:rsid w:val="00CF2B0C"/>
   </w:style>
   <w:style w:type="paragraph" w:styleId="Heading3">
     <w:name w:val="heading 3"/>
